--- a/i_test/test_D6_Table_S1/g_output/D6_Table_S1_attrition_enzalu.docx
+++ b/i_test/test_D6_Table_S1/g_output/D6_Table_S1_attrition_enzalu.docx
@@ -270,7 +270,7 @@
               <w:pStyle w:val="Normal"/>
             </w:pPr>
             <w:r>
-              <w:t>295 (5,9%)</w:t>
+              <w:t>295 (35,1%)</w:t>
             </w:r>
           </w:p>
         </w:tc>
@@ -292,7 +292,7 @@
               <w:pStyle w:val="Normal"/>
             </w:pPr>
             <w:r>
-              <w:t>285 (5,7%)</w:t>
+              <w:t>285 (33,9%)</w:t>
             </w:r>
           </w:p>
         </w:tc>
@@ -314,7 +314,7 @@
               <w:pStyle w:val="Normal"/>
             </w:pPr>
             <w:r>
-              <w:t>260 (5,2%)</w:t>
+              <w:t>260 (31,0%)</w:t>
             </w:r>
           </w:p>
         </w:tc>
